--- a/testakten/robotikrecht-roboterflotte-vellbruck-muenchen/11_beschlussvorlage_geschaeftsfuehrung.docx
+++ b/testakten/robotikrecht-roboterflotte-vellbruck-muenchen/11_beschlussvorlage_geschaeftsfuehrung.docx
@@ -37,7 +37,7 @@
         <w:jc w:val="left"/>
       </w:pPr>
       <w:r>
-        <w:t>Dieses Aktenstück betrifft Sofortmaßnahmen, Kommunikation, Budget. Es ist nicht abschließend freigegeben. Die technische Seite spricht in Versionen, Tickets und Parametern; die rechtliche Seite muss daraus Rollen, Zweckbestimmung, Pflichtenkreis und Beweisrisiko bilden.</w:t>
+        <w:t>Diese Beschlussvorlage bündelt die Sofortentscheidungen der Geschäftsführung zu Unfall, Marktüberwachung, Patch 2.7.1 und AtlasCare-Pilot. Jede Option ist mit Kosten, Risiko und Zuständigkeit hinterlegt.</w:t>
       </w:r>
     </w:p>
     <w:p>
@@ -56,13 +56,7 @@
         <w:pStyle w:val="ListBullet"/>
       </w:pPr>
       <w:r>
-        <w:rPr>
-          <w:b/>
-        </w:rPr>
-        <w:t>Sofortmaßnahmen:</w:t>
-      </w:r>
-      <w:r>
-        <w:t xml:space="preserve"> Die Akte enthält hierzu widersprüchliche Hinweise. Für die rechtliche Bewertung muss geklärt werden, ob die Aussage aus Vertrag, Anleitung, Produktakte, Marketing, Logdaten oder nachträglicher Krisenkommunikation stammt.</w:t>
+        <w:t>Sofortmaßnahmen: Vorgeschlagen sind Sperrung des Admin-Menüs per Konfigurationsupdate, Sicherung aller Logdaten und Aussetzung der Indikatorfunktionen im Pflegepilot.</w:t>
       </w:r>
     </w:p>
     <w:p>
@@ -70,13 +64,7 @@
         <w:pStyle w:val="ListBullet"/>
       </w:pPr>
       <w:r>
-        <w:rPr>
-          <w:b/>
-        </w:rPr>
-        <w:t>Kommunikation:</w:t>
-      </w:r>
-      <w:r>
-        <w:t xml:space="preserve"> Die Akte enthält hierzu widersprüchliche Hinweise. Für die rechtliche Bewertung muss geklärt werden, ob die Aussage aus Vertrag, Anleitung, Produktakte, Marketing, Logdaten oder nachträglicher Krisenkommunikation stammt.</w:t>
+        <w:t>Kommunikation: Kunden, Behörde, Versicherer und Belegschaft erhalten abgestimmte, aber unterschiedliche Informationsstände; einzige externe Sprecherin ist die Kanzlei.</w:t>
       </w:r>
     </w:p>
     <w:p>
@@ -84,13 +72,7 @@
         <w:pStyle w:val="ListBullet"/>
       </w:pPr>
       <w:r>
-        <w:rPr>
-          <w:b/>
-        </w:rPr>
-        <w:t>Budget:</w:t>
-      </w:r>
-      <w:r>
-        <w:t xml:space="preserve"> Die Akte enthält hierzu widersprüchliche Hinweise. Für die rechtliche Bewertung muss geklärt werden, ob die Aussage aus Vertrag, Anleitung, Produktakte, Marketing, Logdaten oder nachträglicher Krisenkommunikation stammt.</w:t>
+        <w:t>Budget: Für Forensik, Sachverständige, Übersetzungen und Patch-Validierung werden 240.000 EUR freigegeben; eine Rückrufrückstellung wird vorbereitet, aber noch nicht gebucht.</w:t>
       </w:r>
     </w:p>
     <w:p>
@@ -98,13 +80,7 @@
         <w:pStyle w:val="ListBullet"/>
       </w:pPr>
       <w:r>
-        <w:rPr>
-          <w:b/>
-        </w:rPr>
-        <w:t>externe Sachverständige:</w:t>
-      </w:r>
-      <w:r>
-        <w:t xml:space="preserve"> Die Akte enthält hierzu widersprüchliche Hinweise. Für die rechtliche Bewertung muss geklärt werden, ob die Aussage aus Vertrag, Anleitung, Produktakte, Marketing, Logdaten oder nachträglicher Krisenkommunikation stammt.</w:t>
+        <w:t>externe Sachverständige: Vorgeschlagen wird ein akkreditierter Robotik-Sachverständiger für die Unfallrekonstruktion und eine getrennte Prüfstelle für die Patch-Validierung.</w:t>
       </w:r>
     </w:p>
     <w:p>
@@ -112,13 +88,7 @@
         <w:pStyle w:val="ListBullet"/>
       </w:pPr>
       <w:r>
-        <w:rPr>
-          <w:b/>
-        </w:rPr>
-        <w:t>Rückrufschwelle:</w:t>
-      </w:r>
-      <w:r>
-        <w:t xml:space="preserve"> Die Akte enthält hierzu widersprüchliche Hinweise. Für die rechtliche Bewertung muss geklärt werden, ob die Aussage aus Vertrag, Anleitung, Produktakte, Marketing, Logdaten oder nachträglicher Krisenkommunikation stammt.</w:t>
+        <w:t>Rückrufschwelle: Ein Rückruf wird ausgelöst, wenn sich die Schutzfeldänderung ohne Betreiberzutun reproduzieren lässt oder die Behörde Maßnahmen anordnet.</w:t>
       </w:r>
     </w:p>
     <w:p>
@@ -137,7 +107,7 @@
         <w:jc w:val="left"/>
       </w:pPr>
       <w:r>
-        <w:t>Die Unterlage ist bewusst nicht glatt: Vertrieb, Technik, Datenschutz, Qualitätssicherung und Geschäftsführung verwenden nicht immer dieselben Produktnamen. Gerade daraus entsteht das juristische Problem, weil Zweckbestimmung, tatsächliche Nutzung, Werbeaussage und Updatepraxis auseinanderlaufen.</w:t>
+        <w:t>Entscheidungsbedarf besteht bis 05.06.2026 für die Patch-Strategie, bis 12.06.2026 für den eingefrorenen Dokumentationsstand und bis 19.06.2026 für die Behördenantwort.</w:t>
       </w:r>
     </w:p>
     <w:p>
@@ -145,23 +115,7 @@
         <w:jc w:val="left"/>
       </w:pPr>
       <w:r>
-        <w:t>Für die rechtliche Bewertung müssen die technischen Annahmen jeweils mit der Produktakte abgeglichen werden. Eine Risikobeurteilung, die nur den Laborzustand beschreibt, trägt den Pilotbetrieb im Lager oder im Pflegezimmer nicht automatisch.</w:t>
-      </w:r>
-    </w:p>
-    <w:p>
-      <w:pPr>
-        <w:jc w:val="left"/>
-      </w:pPr>
-      <w:r>
-        <w:t>Die Akte enthält mehrere Spuren, die sich gegenseitig widersprechen: Der Betreiber spricht von einem autonomen Flottensystem, die CE-Unterlage von einem assistierten Transportmittel, die Marketingfolien von lernender Umgebungserkennung und die Bedienungsanleitung von festen Sicherheitszonen.</w:t>
-      </w:r>
-    </w:p>
-    <w:p>
-      <w:pPr>
-        <w:jc w:val="left"/>
-      </w:pPr>
-      <w:r>
-        <w:t>Die Kanzlei soll keine finale technische Konformität bescheinigen, sondern entscheiden, welche Unterlagen fehlen, welche Sofortmaßnahmen nötig sind und welche Aussagen gegenüber Behörde, Kunden, Versicherer und Betroffenen vertretbar sind.</w:t>
+        <w:t>Die CEO hat am 01.06.2026 ein erstes Ampelbild angefordert; der Versicherer hat Deckungsentscheidungen von der Produktakte abhängig gemacht.</w:t>
       </w:r>
     </w:p>
     <w:p>
@@ -180,10 +134,7 @@
         <w:pStyle w:val="Heading3"/>
       </w:pPr>
       <w:r>
-        <w:rPr>
-          <w:rFonts w:ascii="Times New Roman" w:hAnsi="Times New Roman"/>
-        </w:rPr>
-        <w:t>Punkt 1</w:t>
+        <w:t>Sofortmaßnahmen</w:t>
       </w:r>
     </w:p>
     <w:p>
@@ -191,7 +142,15 @@
         <w:jc w:val="left"/>
       </w:pPr>
       <w:r>
-        <w:t>Im Gespräch mit Leonie Rottkamp, Bertram Kiendl und Jasper Rodenwald wurde deutlich, dass die Produktlinie nicht mit einer einzigen rechtlichen Schublade erfasst werden kann. Die Vellbruck Robotics GmbH liefert Hardware, Steuerungssoftware, Cloudfunktionen, Wartung und gelegentlich eine kundenspezifische Parametrisierung. Beim Betreiber Münchner Feinlogistik GmbH wurden Schutzfelder verändert, ohne dass klar ist, ob dies vom Admin-Panel gedeckt oder nur technisch möglich war. Der Pflegepilot im St.-Ludgerus-Klinikum München-Sendling verschärft die Lage, weil dort Sensorik, vulnerable Personen und medizinische Nähe zusammentreffen.</w:t>
+        <w:t>Die drei Maßnahmen sind ohne Kundenzustimmung umsetzbar und werden im Maßnahmenprotokoll mit Zeitstempel dokumentiert; Umsetzung meldet Rodenwald bis 04.06.2026.</w:t>
+      </w:r>
+    </w:p>
+    <w:p>
+      <w:pPr>
+        <w:pStyle w:val="Heading3"/>
+      </w:pPr>
+      <w:r>
+        <w:t>Kommunikation</w:t>
       </w:r>
     </w:p>
     <w:p>
@@ -199,7 +158,7 @@
         <w:jc w:val="left"/>
       </w:pPr>
       <w:r>
-        <w:t>Für die anwaltliche Bearbeitung sollte zu diesem Punkt eine Belegspur angelegt werden: Dokument, Version, Datum, Verfasser, technische Quelle, rechtliche Relevanz und offene Rückfrage. Besonders gefährlich sind Formulierungen wie „selbstlernend“, „voll autonom“, „MDR-ready“, „sicher ohne Schutzzaun“ oder „keine personenbezogenen Daten“, wenn die technische Dokumentation das nicht trägt.</w:t>
+        <w:t>Freigaberegel: Keine schriftliche Aussage zu Unfallursachen ohne Gegenzeichnung der Kanzlei; das Presse-Q&amp;A (Aktenstück 41) gilt als einzige Sprachregelung.</w:t>
       </w:r>
     </w:p>
     <w:p>
@@ -207,10 +166,7 @@
         <w:pStyle w:val="Heading3"/>
       </w:pPr>
       <w:r>
-        <w:rPr>
-          <w:rFonts w:ascii="Times New Roman" w:hAnsi="Times New Roman"/>
-        </w:rPr>
-        <w:t>Punkt 2</w:t>
+        <w:t>Budget</w:t>
       </w:r>
     </w:p>
     <w:p>
@@ -218,7 +174,15 @@
         <w:jc w:val="left"/>
       </w:pPr>
       <w:r>
-        <w:t>Im Gespräch mit Leonie Rottkamp, Bertram Kiendl und Jasper Rodenwald wurde deutlich, dass die Produktlinie nicht mit einer einzigen rechtlichen Schublade erfasst werden kann. Die Vellbruck Robotics GmbH liefert Hardware, Steuerungssoftware, Cloudfunktionen, Wartung und gelegentlich eine kundenspezifische Parametrisierung. Beim Betreiber Münchner Feinlogistik GmbH wurden Schutzfelder verändert, ohne dass klar ist, ob dies vom Admin-Panel gedeckt oder nur technisch möglich war. Der Pflegepilot im St.-Ludgerus-Klinikum München-Sendling verschärft die Lage, weil dort Sensorik, vulnerable Personen und medizinische Nähe zusammentreffen.</w:t>
+        <w:t>Die Rückstellungsfrage wird mit dem Abschlussprüfer vorbesprochen, sobald die Rückrufschwelle (unten) konkretisiert ist.</w:t>
+      </w:r>
+    </w:p>
+    <w:p>
+      <w:pPr>
+        <w:pStyle w:val="Heading3"/>
+      </w:pPr>
+      <w:r>
+        <w:t>externe Sachverständige</w:t>
       </w:r>
     </w:p>
     <w:p>
@@ -226,7 +190,7 @@
         <w:jc w:val="left"/>
       </w:pPr>
       <w:r>
-        <w:t>Für die anwaltliche Bearbeitung sollte zu diesem Punkt eine Belegspur angelegt werden: Dokument, Version, Datum, Verfasser, technische Quelle, rechtliche Relevanz und offene Rückfrage. Besonders gefährlich sind Formulierungen wie „selbstlernend“, „voll autonom“, „MDR-ready“, „sicher ohne Schutzzaun“ oder „keine personenbezogenen Daten“, wenn die technische Dokumentation das nicht trägt.</w:t>
+        <w:t>Die Trennung verhindert, dass die Unfallanalyse die Update-Freigabe verzögert; Briefing des Unfallgutachters nach Aktenstück 36.</w:t>
       </w:r>
     </w:p>
     <w:p>
@@ -234,10 +198,7 @@
         <w:pStyle w:val="Heading3"/>
       </w:pPr>
       <w:r>
-        <w:rPr>
-          <w:rFonts w:ascii="Times New Roman" w:hAnsi="Times New Roman"/>
-        </w:rPr>
-        <w:t>Punkt 3</w:t>
+        <w:t>Rückrufschwelle</w:t>
       </w:r>
     </w:p>
     <w:p>
@@ -245,123 +206,7 @@
         <w:jc w:val="left"/>
       </w:pPr>
       <w:r>
-        <w:t>Im Gespräch mit Leonie Rottkamp, Bertram Kiendl und Jasper Rodenwald wurde deutlich, dass die Produktlinie nicht mit einer einzigen rechtlichen Schublade erfasst werden kann. Die Vellbruck Robotics GmbH liefert Hardware, Steuerungssoftware, Cloudfunktionen, Wartung und gelegentlich eine kundenspezifische Parametrisierung. Beim Betreiber Münchner Feinlogistik GmbH wurden Schutzfelder verändert, ohne dass klar ist, ob dies vom Admin-Panel gedeckt oder nur technisch möglich war. Der Pflegepilot im St.-Ludgerus-Klinikum München-Sendling verschärft die Lage, weil dort Sensorik, vulnerable Personen und medizinische Nähe zusammentreffen.</w:t>
-      </w:r>
-    </w:p>
-    <w:p>
-      <w:pPr>
-        <w:jc w:val="left"/>
-      </w:pPr>
-      <w:r>
-        <w:t>Für die anwaltliche Bearbeitung sollte zu diesem Punkt eine Belegspur angelegt werden: Dokument, Version, Datum, Verfasser, technische Quelle, rechtliche Relevanz und offene Rückfrage. Besonders gefährlich sind Formulierungen wie „selbstlernend“, „voll autonom“, „MDR-ready“, „sicher ohne Schutzzaun“ oder „keine personenbezogenen Daten“, wenn die technische Dokumentation das nicht trägt.</w:t>
-      </w:r>
-    </w:p>
-    <w:p>
-      <w:pPr>
-        <w:pStyle w:val="Heading3"/>
-      </w:pPr>
-      <w:r>
-        <w:rPr>
-          <w:rFonts w:ascii="Times New Roman" w:hAnsi="Times New Roman"/>
-        </w:rPr>
-        <w:t>Punkt 4</w:t>
-      </w:r>
-    </w:p>
-    <w:p>
-      <w:pPr>
-        <w:jc w:val="left"/>
-      </w:pPr>
-      <w:r>
-        <w:t>Im Gespräch mit Leonie Rottkamp, Bertram Kiendl und Jasper Rodenwald wurde deutlich, dass die Produktlinie nicht mit einer einzigen rechtlichen Schublade erfasst werden kann. Die Vellbruck Robotics GmbH liefert Hardware, Steuerungssoftware, Cloudfunktionen, Wartung und gelegentlich eine kundenspezifische Parametrisierung. Beim Betreiber Münchner Feinlogistik GmbH wurden Schutzfelder verändert, ohne dass klar ist, ob dies vom Admin-Panel gedeckt oder nur technisch möglich war. Der Pflegepilot im St.-Ludgerus-Klinikum München-Sendling verschärft die Lage, weil dort Sensorik, vulnerable Personen und medizinische Nähe zusammentreffen.</w:t>
-      </w:r>
-    </w:p>
-    <w:p>
-      <w:pPr>
-        <w:jc w:val="left"/>
-      </w:pPr>
-      <w:r>
-        <w:t>Für die anwaltliche Bearbeitung sollte zu diesem Punkt eine Belegspur angelegt werden: Dokument, Version, Datum, Verfasser, technische Quelle, rechtliche Relevanz und offene Rückfrage. Besonders gefährlich sind Formulierungen wie „selbstlernend“, „voll autonom“, „MDR-ready“, „sicher ohne Schutzzaun“ oder „keine personenbezogenen Daten“, wenn die technische Dokumentation das nicht trägt.</w:t>
-      </w:r>
-    </w:p>
-    <w:p>
-      <w:pPr>
-        <w:pStyle w:val="Heading3"/>
-      </w:pPr>
-      <w:r>
-        <w:rPr>
-          <w:rFonts w:ascii="Times New Roman" w:hAnsi="Times New Roman"/>
-        </w:rPr>
-        <w:t>Punkt 5</w:t>
-      </w:r>
-    </w:p>
-    <w:p>
-      <w:pPr>
-        <w:jc w:val="left"/>
-      </w:pPr>
-      <w:r>
-        <w:t>Im Gespräch mit Leonie Rottkamp, Bertram Kiendl und Jasper Rodenwald wurde deutlich, dass die Produktlinie nicht mit einer einzigen rechtlichen Schublade erfasst werden kann. Die Vellbruck Robotics GmbH liefert Hardware, Steuerungssoftware, Cloudfunktionen, Wartung und gelegentlich eine kundenspezifische Parametrisierung. Beim Betreiber Münchner Feinlogistik GmbH wurden Schutzfelder verändert, ohne dass klar ist, ob dies vom Admin-Panel gedeckt oder nur technisch möglich war. Der Pflegepilot im St.-Ludgerus-Klinikum München-Sendling verschärft die Lage, weil dort Sensorik, vulnerable Personen und medizinische Nähe zusammentreffen.</w:t>
-      </w:r>
-    </w:p>
-    <w:p>
-      <w:pPr>
-        <w:jc w:val="left"/>
-      </w:pPr>
-      <w:r>
-        <w:t>Für die anwaltliche Bearbeitung sollte zu diesem Punkt eine Belegspur angelegt werden: Dokument, Version, Datum, Verfasser, technische Quelle, rechtliche Relevanz und offene Rückfrage. Besonders gefährlich sind Formulierungen wie „selbstlernend“, „voll autonom“, „MDR-ready“, „sicher ohne Schutzzaun“ oder „keine personenbezogenen Daten“, wenn die technische Dokumentation das nicht trägt.</w:t>
-      </w:r>
-    </w:p>
-    <w:p>
-      <w:pPr>
-        <w:pStyle w:val="Heading3"/>
-      </w:pPr>
-      <w:r>
-        <w:rPr>
-          <w:rFonts w:ascii="Times New Roman" w:hAnsi="Times New Roman"/>
-        </w:rPr>
-        <w:t>Punkt 6</w:t>
-      </w:r>
-    </w:p>
-    <w:p>
-      <w:pPr>
-        <w:jc w:val="left"/>
-      </w:pPr>
-      <w:r>
-        <w:t>Im Gespräch mit Leonie Rottkamp, Bertram Kiendl und Jasper Rodenwald wurde deutlich, dass die Produktlinie nicht mit einer einzigen rechtlichen Schublade erfasst werden kann. Die Vellbruck Robotics GmbH liefert Hardware, Steuerungssoftware, Cloudfunktionen, Wartung und gelegentlich eine kundenspezifische Parametrisierung. Beim Betreiber Münchner Feinlogistik GmbH wurden Schutzfelder verändert, ohne dass klar ist, ob dies vom Admin-Panel gedeckt oder nur technisch möglich war. Der Pflegepilot im St.-Ludgerus-Klinikum München-Sendling verschärft die Lage, weil dort Sensorik, vulnerable Personen und medizinische Nähe zusammentreffen.</w:t>
-      </w:r>
-    </w:p>
-    <w:p>
-      <w:pPr>
-        <w:jc w:val="left"/>
-      </w:pPr>
-      <w:r>
-        <w:t>Für die anwaltliche Bearbeitung sollte zu diesem Punkt eine Belegspur angelegt werden: Dokument, Version, Datum, Verfasser, technische Quelle, rechtliche Relevanz und offene Rückfrage. Besonders gefährlich sind Formulierungen wie „selbstlernend“, „voll autonom“, „MDR-ready“, „sicher ohne Schutzzaun“ oder „keine personenbezogenen Daten“, wenn die technische Dokumentation das nicht trägt.</w:t>
-      </w:r>
-    </w:p>
-    <w:p>
-      <w:pPr>
-        <w:pStyle w:val="Heading3"/>
-      </w:pPr>
-      <w:r>
-        <w:rPr>
-          <w:rFonts w:ascii="Times New Roman" w:hAnsi="Times New Roman"/>
-        </w:rPr>
-        <w:t>Punkt 7</w:t>
-      </w:r>
-    </w:p>
-    <w:p>
-      <w:pPr>
-        <w:jc w:val="left"/>
-      </w:pPr>
-      <w:r>
-        <w:t>Im Gespräch mit Leonie Rottkamp, Bertram Kiendl und Jasper Rodenwald wurde deutlich, dass die Produktlinie nicht mit einer einzigen rechtlichen Schublade erfasst werden kann. Die Vellbruck Robotics GmbH liefert Hardware, Steuerungssoftware, Cloudfunktionen, Wartung und gelegentlich eine kundenspezifische Parametrisierung. Beim Betreiber Münchner Feinlogistik GmbH wurden Schutzfelder verändert, ohne dass klar ist, ob dies vom Admin-Panel gedeckt oder nur technisch möglich war. Der Pflegepilot im St.-Ludgerus-Klinikum München-Sendling verschärft die Lage, weil dort Sensorik, vulnerable Personen und medizinische Nähe zusammentreffen.</w:t>
-      </w:r>
-    </w:p>
-    <w:p>
-      <w:pPr>
-        <w:jc w:val="left"/>
-      </w:pPr>
-      <w:r>
-        <w:t>Für die anwaltliche Bearbeitung sollte zu diesem Punkt eine Belegspur angelegt werden: Dokument, Version, Datum, Verfasser, technische Quelle, rechtliche Relevanz und offene Rückfrage. Besonders gefährlich sind Formulierungen wie „selbstlernend“, „voll autonom“, „MDR-ready“, „sicher ohne Schutzzaun“ oder „keine personenbezogenen Daten“, wenn die technische Dokumentation das nicht trägt.</w:t>
+        <w:t>Bis dahin gilt die Field Action nach Aktenstück 20 (Konfigurationssperre plus Patch) als mildere, dokumentierte Alternative.</w:t>
       </w:r>
     </w:p>
     <w:p>
@@ -380,7 +225,7 @@
         <w:pStyle w:val="ListBullet"/>
       </w:pPr>
       <w:r>
-        <w:t>Welche Firmware war am Unfalltag tatsächlich aktiv?</w:t>
+        <w:t>Reicht die Konfigurationssperre als Field Action gegenüber der Behörde?</w:t>
       </w:r>
     </w:p>
     <w:p>
@@ -388,7 +233,7 @@
         <w:pStyle w:val="ListBullet"/>
       </w:pPr>
       <w:r>
-        <w:t>Welche Zweckbestimmung steht in der final ausgelieferten Anleitung?</w:t>
+        <w:t>Wann wird die Rückrufrückstellung buchhalterisch erforderlich?</w:t>
       </w:r>
     </w:p>
     <w:p>
@@ -396,23 +241,7 @@
         <w:pStyle w:val="ListBullet"/>
       </w:pPr>
       <w:r>
-        <w:t>Welche Schutzfeldänderungen waren technisch möglich und vertraglich erlaubt?</w:t>
-      </w:r>
-    </w:p>
-    <w:p>
-      <w:pPr>
-        <w:pStyle w:val="ListBullet"/>
-      </w:pPr>
-      <w:r>
-        <w:t>Welche personenbezogenen Daten werden lokal, in der Cloud und in Supporttickets verarbeitet?</w:t>
-      </w:r>
-    </w:p>
-    <w:p>
-      <w:pPr>
-        <w:pStyle w:val="ListBullet"/>
-      </w:pPr>
-      <w:r>
-        <w:t>Welche Aussagen wurden gegenüber Kunden, Behörde und Versicherer bereits gemacht?</w:t>
+        <w:t>Wer vertritt die Geschäftsführung im Krisenstab bei Abwesenheit der CEO?</w:t>
       </w:r>
     </w:p>
     <w:sectPr>
